--- a/docs/software-copyright/智策_V1.0_软件著作权界面材料.docx
+++ b/docs/software-copyright/智策_V1.0_软件著作权界面材料.docx
@@ -370,42 +370,42 @@
     </w:p>
     <w:p>
       <w:pPr>
-        <w:spacing w:after="160" w:line="312" w:lineRule="auto"/>
+        <w:spacing w:after="80" w:line="259" w:lineRule="auto"/>
       </w:pPr>
       <w:r>
         <w:rPr>
           <w:rFonts w:ascii="Microsoft YaHei" w:hAnsi="Microsoft YaHei" w:eastAsia="Microsoft YaHei" w:cs="Microsoft YaHei"/>
           <w:b w:val="0"/>
           <w:color w:val="000000"/>
-          <w:sz w:val="22"/>
+          <w:sz w:val="20"/>
         </w:rPr>
         <w:t>智策是一套面向催化剂长期稳定性研究的数据分析与实验决策桌面软件。软件主体采用 C++20 与 Qt 6 构建，并使用 SQLite 保存本地项目。</w:t>
       </w:r>
     </w:p>
     <w:p>
       <w:pPr>
-        <w:spacing w:after="160" w:line="312" w:lineRule="auto"/>
+        <w:spacing w:after="80" w:line="259" w:lineRule="auto"/>
       </w:pPr>
       <w:r>
         <w:rPr>
           <w:rFonts w:ascii="Microsoft YaHei" w:hAnsi="Microsoft YaHei" w:eastAsia="Microsoft YaHei" w:cs="Microsoft YaHei"/>
           <w:b w:val="0"/>
           <w:color w:val="000000"/>
-          <w:sz w:val="22"/>
+          <w:sz w:val="20"/>
         </w:rPr>
         <w:t>本组截图由 Windows 原生程序自动载入内置演示场景后直接截取，覆盖数据检查、寿命指标、条件可比性、实验建议、资料确认、AI 使用边界、项目管理和软件信息等主要模块。</w:t>
       </w:r>
     </w:p>
     <w:p>
       <w:pPr>
-        <w:spacing w:after="160" w:line="312" w:lineRule="auto"/>
+        <w:spacing w:after="80" w:line="259" w:lineRule="auto"/>
       </w:pPr>
       <w:r>
         <w:rPr>
           <w:rFonts w:ascii="Microsoft YaHei" w:hAnsi="Microsoft YaHei" w:eastAsia="Microsoft YaHei" w:cs="Microsoft YaHei"/>
           <w:b w:val="0"/>
           <w:color w:val="000000"/>
-          <w:sz w:val="22"/>
+          <w:sz w:val="20"/>
         </w:rPr>
         <w:t>截图中的内置数据用于软件功能演示和流程验证，不作为真实科研实验结论。</w:t>
       </w:r>
@@ -443,15 +443,15 @@
             <w:shd w:fill="EDEDED"/>
             <w:vAlign w:val="center"/>
             <w:tcMar>
-              <w:top w:w="90" w:type="dxa"/>
-              <w:start w:w="110" w:type="dxa"/>
-              <w:bottom w:w="90" w:type="dxa"/>
-              <w:end w:w="110" w:type="dxa"/>
+              <w:top w:w="38" w:type="dxa"/>
+              <w:start w:w="38" w:type="dxa"/>
+              <w:bottom w:w="38" w:type="dxa"/>
+              <w:end w:w="38" w:type="dxa"/>
             </w:tcMar>
           </w:tcPr>
           <w:p>
             <w:pPr>
-              <w:spacing w:before="0" w:after="0" w:line="276" w:lineRule="auto"/>
+              <w:spacing w:before="0" w:after="0" w:line="221" w:lineRule="auto"/>
               <w:jc w:val="center"/>
             </w:pPr>
             <w:r>
@@ -459,7 +459,7 @@
                 <w:rFonts w:ascii="Microsoft YaHei" w:hAnsi="Microsoft YaHei" w:eastAsia="Microsoft YaHei" w:cs="Microsoft YaHei"/>
                 <w:b/>
                 <w:color w:val="000000"/>
-                <w:sz w:val="21"/>
+                <w:sz w:val="17"/>
               </w:rPr>
               <w:t>序号</w:t>
             </w:r>
@@ -471,15 +471,15 @@
             <w:shd w:fill="EDEDED"/>
             <w:vAlign w:val="center"/>
             <w:tcMar>
-              <w:top w:w="90" w:type="dxa"/>
-              <w:start w:w="110" w:type="dxa"/>
-              <w:bottom w:w="90" w:type="dxa"/>
-              <w:end w:w="110" w:type="dxa"/>
+              <w:top w:w="38" w:type="dxa"/>
+              <w:start w:w="38" w:type="dxa"/>
+              <w:bottom w:w="38" w:type="dxa"/>
+              <w:end w:w="38" w:type="dxa"/>
             </w:tcMar>
           </w:tcPr>
           <w:p>
             <w:pPr>
-              <w:spacing w:before="0" w:after="0" w:line="276" w:lineRule="auto"/>
+              <w:spacing w:before="0" w:after="0" w:line="221" w:lineRule="auto"/>
               <w:jc w:val="center"/>
             </w:pPr>
             <w:r>
@@ -487,7 +487,7 @@
                 <w:rFonts w:ascii="Microsoft YaHei" w:hAnsi="Microsoft YaHei" w:eastAsia="Microsoft YaHei" w:cs="Microsoft YaHei"/>
                 <w:b/>
                 <w:color w:val="000000"/>
-                <w:sz w:val="21"/>
+                <w:sz w:val="17"/>
               </w:rPr>
               <w:t>页面</w:t>
             </w:r>
@@ -499,22 +499,22 @@
             <w:shd w:fill="EDEDED"/>
             <w:vAlign w:val="center"/>
             <w:tcMar>
-              <w:top w:w="90" w:type="dxa"/>
-              <w:start w:w="110" w:type="dxa"/>
-              <w:bottom w:w="90" w:type="dxa"/>
-              <w:end w:w="110" w:type="dxa"/>
+              <w:top w:w="38" w:type="dxa"/>
+              <w:start w:w="38" w:type="dxa"/>
+              <w:bottom w:w="38" w:type="dxa"/>
+              <w:end w:w="38" w:type="dxa"/>
             </w:tcMar>
           </w:tcPr>
           <w:p>
             <w:pPr>
-              <w:spacing w:before="0" w:after="0" w:line="276" w:lineRule="auto"/>
+              <w:spacing w:before="0" w:after="0" w:line="221" w:lineRule="auto"/>
             </w:pPr>
             <w:r>
               <w:rPr>
                 <w:rFonts w:ascii="Microsoft YaHei" w:hAnsi="Microsoft YaHei" w:eastAsia="Microsoft YaHei" w:cs="Microsoft YaHei"/>
                 <w:b/>
                 <w:color w:val="000000"/>
-                <w:sz w:val="21"/>
+                <w:sz w:val="17"/>
               </w:rPr>
               <w:t>主要展示内容</w:t>
             </w:r>
@@ -527,15 +527,15 @@
             <w:tcW w:type="dxa" w:w="3456"/>
             <w:vAlign w:val="center"/>
             <w:tcMar>
-              <w:top w:w="90" w:type="dxa"/>
-              <w:start w:w="110" w:type="dxa"/>
-              <w:bottom w:w="90" w:type="dxa"/>
-              <w:end w:w="110" w:type="dxa"/>
+              <w:top w:w="28" w:type="dxa"/>
+              <w:start w:w="28" w:type="dxa"/>
+              <w:bottom w:w="28" w:type="dxa"/>
+              <w:end w:w="28" w:type="dxa"/>
             </w:tcMar>
           </w:tcPr>
           <w:p>
             <w:pPr>
-              <w:spacing w:before="0" w:after="0" w:line="276" w:lineRule="auto"/>
+              <w:spacing w:before="0" w:after="0" w:line="221" w:lineRule="auto"/>
               <w:jc w:val="center"/>
             </w:pPr>
             <w:r>
@@ -543,7 +543,7 @@
                 <w:rFonts w:ascii="Microsoft YaHei" w:hAnsi="Microsoft YaHei" w:eastAsia="Microsoft YaHei" w:cs="Microsoft YaHei"/>
                 <w:b w:val="0"/>
                 <w:color w:val="000000"/>
-                <w:sz w:val="19"/>
+                <w:sz w:val="16"/>
               </w:rPr>
               <w:t>1</w:t>
             </w:r>
@@ -554,15 +554,15 @@
             <w:tcW w:type="dxa" w:w="3456"/>
             <w:vAlign w:val="center"/>
             <w:tcMar>
-              <w:top w:w="90" w:type="dxa"/>
-              <w:start w:w="110" w:type="dxa"/>
-              <w:bottom w:w="90" w:type="dxa"/>
-              <w:end w:w="110" w:type="dxa"/>
+              <w:top w:w="28" w:type="dxa"/>
+              <w:start w:w="28" w:type="dxa"/>
+              <w:bottom w:w="28" w:type="dxa"/>
+              <w:end w:w="28" w:type="dxa"/>
             </w:tcMar>
           </w:tcPr>
           <w:p>
             <w:pPr>
-              <w:spacing w:before="0" w:after="0" w:line="276" w:lineRule="auto"/>
+              <w:spacing w:before="0" w:after="0" w:line="221" w:lineRule="auto"/>
               <w:jc w:val="center"/>
             </w:pPr>
             <w:r>
@@ -570,7 +570,7 @@
                 <w:rFonts w:ascii="Microsoft YaHei" w:hAnsi="Microsoft YaHei" w:eastAsia="Microsoft YaHei" w:cs="Microsoft YaHei"/>
                 <w:b w:val="0"/>
                 <w:color w:val="000000"/>
-                <w:sz w:val="19"/>
+                <w:sz w:val="16"/>
               </w:rPr>
               <w:t>首页 - 长期稳定性总览</w:t>
             </w:r>
@@ -581,24 +581,22 @@
             <w:tcW w:type="dxa" w:w="3456"/>
             <w:vAlign w:val="center"/>
             <w:tcMar>
-              <w:top w:w="90" w:type="dxa"/>
-              <w:start w:w="110" w:type="dxa"/>
-              <w:bottom w:w="90" w:type="dxa"/>
-              <w:end w:w="110" w:type="dxa"/>
+              <w:top w:w="28" w:type="dxa"/>
+              <w:start w:w="28" w:type="dxa"/>
+              <w:bottom w:w="28" w:type="dxa"/>
+              <w:end w:w="28" w:type="dxa"/>
             </w:tcMar>
           </w:tcPr>
           <w:p>
             <w:pPr>
-              <w:spacing w:before="0" w:after="0" w:line="276" w:lineRule="auto"/>
+              <w:spacing w:before="0" w:after="0" w:line="221" w:lineRule="auto"/>
             </w:pPr>
             <w:r>
               <w:rPr>
-                <w:rFonts w:ascii="Microsoft YaHei" w:hAnsi="Microsoft YaHei" w:eastAsia="Microsoft YaHei" w:cs="Microsoft YaHei"/>
-                <w:b w:val="0"/>
-                <w:color w:val="000000"/>
-                <w:sz w:val="19"/>
+                <w:rFonts w:ascii="Microsoft YaHei" w:hAnsi="Microsoft YaHei" w:eastAsia="Microsoft YaHei"/>
+                <w:sz w:val="16"/>
               </w:rPr>
-              <w:t>展示长期稳定性数据概览、催化剂数量、实验状态、条件检查与当前实验决策信息。</w:t>
+              <w:t>长期稳定性概览与决策状态</w:t>
             </w:r>
           </w:p>
         </w:tc>
@@ -609,15 +607,15 @@
             <w:tcW w:type="dxa" w:w="3456"/>
             <w:vAlign w:val="center"/>
             <w:tcMar>
-              <w:top w:w="90" w:type="dxa"/>
-              <w:start w:w="110" w:type="dxa"/>
-              <w:bottom w:w="90" w:type="dxa"/>
-              <w:end w:w="110" w:type="dxa"/>
+              <w:top w:w="28" w:type="dxa"/>
+              <w:start w:w="28" w:type="dxa"/>
+              <w:bottom w:w="28" w:type="dxa"/>
+              <w:end w:w="28" w:type="dxa"/>
             </w:tcMar>
           </w:tcPr>
           <w:p>
             <w:pPr>
-              <w:spacing w:before="0" w:after="0" w:line="276" w:lineRule="auto"/>
+              <w:spacing w:before="0" w:after="0" w:line="221" w:lineRule="auto"/>
               <w:jc w:val="center"/>
             </w:pPr>
             <w:r>
@@ -625,7 +623,7 @@
                 <w:rFonts w:ascii="Microsoft YaHei" w:hAnsi="Microsoft YaHei" w:eastAsia="Microsoft YaHei" w:cs="Microsoft YaHei"/>
                 <w:b w:val="0"/>
                 <w:color w:val="000000"/>
-                <w:sz w:val="19"/>
+                <w:sz w:val="16"/>
               </w:rPr>
               <w:t>2</w:t>
             </w:r>
@@ -636,15 +634,15 @@
             <w:tcW w:type="dxa" w:w="3456"/>
             <w:vAlign w:val="center"/>
             <w:tcMar>
-              <w:top w:w="90" w:type="dxa"/>
-              <w:start w:w="110" w:type="dxa"/>
-              <w:bottom w:w="90" w:type="dxa"/>
-              <w:end w:w="110" w:type="dxa"/>
+              <w:top w:w="28" w:type="dxa"/>
+              <w:start w:w="28" w:type="dxa"/>
+              <w:bottom w:w="28" w:type="dxa"/>
+              <w:end w:w="28" w:type="dxa"/>
             </w:tcMar>
           </w:tcPr>
           <w:p>
             <w:pPr>
-              <w:spacing w:before="0" w:after="0" w:line="276" w:lineRule="auto"/>
+              <w:spacing w:before="0" w:after="0" w:line="221" w:lineRule="auto"/>
               <w:jc w:val="center"/>
             </w:pPr>
             <w:r>
@@ -652,7 +650,7 @@
                 <w:rFonts w:ascii="Microsoft YaHei" w:hAnsi="Microsoft YaHei" w:eastAsia="Microsoft YaHei" w:cs="Microsoft YaHei"/>
                 <w:b w:val="0"/>
                 <w:color w:val="000000"/>
-                <w:sz w:val="19"/>
+                <w:sz w:val="16"/>
               </w:rPr>
               <w:t>数据 - 质量检查</w:t>
             </w:r>
@@ -663,24 +661,22 @@
             <w:tcW w:type="dxa" w:w="3456"/>
             <w:vAlign w:val="center"/>
             <w:tcMar>
-              <w:top w:w="90" w:type="dxa"/>
-              <w:start w:w="110" w:type="dxa"/>
-              <w:bottom w:w="90" w:type="dxa"/>
-              <w:end w:w="110" w:type="dxa"/>
+              <w:top w:w="28" w:type="dxa"/>
+              <w:start w:w="28" w:type="dxa"/>
+              <w:bottom w:w="28" w:type="dxa"/>
+              <w:end w:w="28" w:type="dxa"/>
             </w:tcMar>
           </w:tcPr>
           <w:p>
             <w:pPr>
-              <w:spacing w:before="0" w:after="0" w:line="276" w:lineRule="auto"/>
+              <w:spacing w:before="0" w:after="0" w:line="221" w:lineRule="auto"/>
             </w:pPr>
             <w:r>
               <w:rPr>
-                <w:rFonts w:ascii="Microsoft YaHei" w:hAnsi="Microsoft YaHei" w:eastAsia="Microsoft YaHei" w:cs="Microsoft YaHei"/>
-                <w:b w:val="0"/>
-                <w:color w:val="000000"/>
-                <w:sz w:val="19"/>
+                <w:rFonts w:ascii="Microsoft YaHei" w:hAnsi="Microsoft YaHei" w:eastAsia="Microsoft YaHei"/>
+                <w:sz w:val="16"/>
               </w:rPr>
-              <w:t>展示内置或导入实验数据、原始记录表以及数据质量检查状态。</w:t>
+              <w:t>实验数据、原始记录与质量检查</w:t>
             </w:r>
           </w:p>
         </w:tc>
@@ -691,15 +687,15 @@
             <w:tcW w:type="dxa" w:w="3456"/>
             <w:vAlign w:val="center"/>
             <w:tcMar>
-              <w:top w:w="90" w:type="dxa"/>
-              <w:start w:w="110" w:type="dxa"/>
-              <w:bottom w:w="90" w:type="dxa"/>
-              <w:end w:w="110" w:type="dxa"/>
+              <w:top w:w="28" w:type="dxa"/>
+              <w:start w:w="28" w:type="dxa"/>
+              <w:bottom w:w="28" w:type="dxa"/>
+              <w:end w:w="28" w:type="dxa"/>
             </w:tcMar>
           </w:tcPr>
           <w:p>
             <w:pPr>
-              <w:spacing w:before="0" w:after="0" w:line="276" w:lineRule="auto"/>
+              <w:spacing w:before="0" w:after="0" w:line="221" w:lineRule="auto"/>
               <w:jc w:val="center"/>
             </w:pPr>
             <w:r>
@@ -707,7 +703,7 @@
                 <w:rFonts w:ascii="Microsoft YaHei" w:hAnsi="Microsoft YaHei" w:eastAsia="Microsoft YaHei" w:cs="Microsoft YaHei"/>
                 <w:b w:val="0"/>
                 <w:color w:val="000000"/>
-                <w:sz w:val="19"/>
+                <w:sz w:val="16"/>
               </w:rPr>
               <w:t>3</w:t>
             </w:r>
@@ -718,15 +714,15 @@
             <w:tcW w:type="dxa" w:w="3456"/>
             <w:vAlign w:val="center"/>
             <w:tcMar>
-              <w:top w:w="90" w:type="dxa"/>
-              <w:start w:w="110" w:type="dxa"/>
-              <w:bottom w:w="90" w:type="dxa"/>
-              <w:end w:w="110" w:type="dxa"/>
+              <w:top w:w="28" w:type="dxa"/>
+              <w:start w:w="28" w:type="dxa"/>
+              <w:bottom w:w="28" w:type="dxa"/>
+              <w:end w:w="28" w:type="dxa"/>
             </w:tcMar>
           </w:tcPr>
           <w:p>
             <w:pPr>
-              <w:spacing w:before="0" w:after="0" w:line="276" w:lineRule="auto"/>
+              <w:spacing w:before="0" w:after="0" w:line="221" w:lineRule="auto"/>
               <w:jc w:val="center"/>
             </w:pPr>
             <w:r>
@@ -734,7 +730,7 @@
                 <w:rFonts w:ascii="Microsoft YaHei" w:hAnsi="Microsoft YaHei" w:eastAsia="Microsoft YaHei" w:cs="Microsoft YaHei"/>
                 <w:b w:val="0"/>
                 <w:color w:val="000000"/>
-                <w:sz w:val="19"/>
+                <w:sz w:val="16"/>
               </w:rPr>
               <w:t>分析 - T90 寿命指标</w:t>
             </w:r>
@@ -745,24 +741,22 @@
             <w:tcW w:type="dxa" w:w="3456"/>
             <w:vAlign w:val="center"/>
             <w:tcMar>
-              <w:top w:w="90" w:type="dxa"/>
-              <w:start w:w="110" w:type="dxa"/>
-              <w:bottom w:w="90" w:type="dxa"/>
-              <w:end w:w="110" w:type="dxa"/>
+              <w:top w:w="28" w:type="dxa"/>
+              <w:start w:w="28" w:type="dxa"/>
+              <w:bottom w:w="28" w:type="dxa"/>
+              <w:end w:w="28" w:type="dxa"/>
             </w:tcMar>
           </w:tcPr>
           <w:p>
             <w:pPr>
-              <w:spacing w:before="0" w:after="0" w:line="276" w:lineRule="auto"/>
+              <w:spacing w:before="0" w:after="0" w:line="221" w:lineRule="auto"/>
             </w:pPr>
             <w:r>
               <w:rPr>
-                <w:rFonts w:ascii="Microsoft YaHei" w:hAnsi="Microsoft YaHei" w:eastAsia="Microsoft YaHei" w:cs="Microsoft YaHei"/>
-                <w:b w:val="0"/>
-                <w:color w:val="000000"/>
-                <w:sz w:val="19"/>
+                <w:rFonts w:ascii="Microsoft YaHei" w:hAnsi="Microsoft YaHei" w:eastAsia="Microsoft YaHei"/>
+                <w:sz w:val="16"/>
               </w:rPr>
-              <w:t>展示 T95、T90、T80 等寿命阈值及区间/删失状态，避免把未实测区间插值为伪精确寿命。</w:t>
+              <w:t>T95/T90/T80 寿命区间</w:t>
             </w:r>
           </w:p>
         </w:tc>
@@ -773,15 +767,15 @@
             <w:tcW w:type="dxa" w:w="3456"/>
             <w:vAlign w:val="center"/>
             <w:tcMar>
-              <w:top w:w="90" w:type="dxa"/>
-              <w:start w:w="110" w:type="dxa"/>
-              <w:bottom w:w="90" w:type="dxa"/>
-              <w:end w:w="110" w:type="dxa"/>
+              <w:top w:w="28" w:type="dxa"/>
+              <w:start w:w="28" w:type="dxa"/>
+              <w:bottom w:w="28" w:type="dxa"/>
+              <w:end w:w="28" w:type="dxa"/>
             </w:tcMar>
           </w:tcPr>
           <w:p>
             <w:pPr>
-              <w:spacing w:before="0" w:after="0" w:line="276" w:lineRule="auto"/>
+              <w:spacing w:before="0" w:after="0" w:line="221" w:lineRule="auto"/>
               <w:jc w:val="center"/>
             </w:pPr>
             <w:r>
@@ -789,7 +783,7 @@
                 <w:rFonts w:ascii="Microsoft YaHei" w:hAnsi="Microsoft YaHei" w:eastAsia="Microsoft YaHei" w:cs="Microsoft YaHei"/>
                 <w:b w:val="0"/>
                 <w:color w:val="000000"/>
-                <w:sz w:val="19"/>
+                <w:sz w:val="16"/>
               </w:rPr>
               <w:t>4</w:t>
             </w:r>
@@ -800,15 +794,15 @@
             <w:tcW w:type="dxa" w:w="3456"/>
             <w:vAlign w:val="center"/>
             <w:tcMar>
-              <w:top w:w="90" w:type="dxa"/>
-              <w:start w:w="110" w:type="dxa"/>
-              <w:bottom w:w="90" w:type="dxa"/>
-              <w:end w:w="110" w:type="dxa"/>
+              <w:top w:w="28" w:type="dxa"/>
+              <w:start w:w="28" w:type="dxa"/>
+              <w:bottom w:w="28" w:type="dxa"/>
+              <w:end w:w="28" w:type="dxa"/>
             </w:tcMar>
           </w:tcPr>
           <w:p>
             <w:pPr>
-              <w:spacing w:before="0" w:after="0" w:line="276" w:lineRule="auto"/>
+              <w:spacing w:before="0" w:after="0" w:line="221" w:lineRule="auto"/>
               <w:jc w:val="center"/>
             </w:pPr>
             <w:r>
@@ -816,7 +810,7 @@
                 <w:rFonts w:ascii="Microsoft YaHei" w:hAnsi="Microsoft YaHei" w:eastAsia="Microsoft YaHei" w:cs="Microsoft YaHei"/>
                 <w:b w:val="0"/>
                 <w:color w:val="000000"/>
-                <w:sz w:val="19"/>
+                <w:sz w:val="16"/>
               </w:rPr>
               <w:t>分析 - 同时间对比</w:t>
             </w:r>
@@ -827,24 +821,22 @@
             <w:tcW w:type="dxa" w:w="3456"/>
             <w:vAlign w:val="center"/>
             <w:tcMar>
-              <w:top w:w="90" w:type="dxa"/>
-              <w:start w:w="110" w:type="dxa"/>
-              <w:bottom w:w="90" w:type="dxa"/>
-              <w:end w:w="110" w:type="dxa"/>
+              <w:top w:w="28" w:type="dxa"/>
+              <w:start w:w="28" w:type="dxa"/>
+              <w:bottom w:w="28" w:type="dxa"/>
+              <w:end w:w="28" w:type="dxa"/>
             </w:tcMar>
           </w:tcPr>
           <w:p>
             <w:pPr>
-              <w:spacing w:before="0" w:after="0" w:line="276" w:lineRule="auto"/>
+              <w:spacing w:before="0" w:after="0" w:line="221" w:lineRule="auto"/>
             </w:pPr>
             <w:r>
               <w:rPr>
-                <w:rFonts w:ascii="Microsoft YaHei" w:hAnsi="Microsoft YaHei" w:eastAsia="Microsoft YaHei" w:cs="Microsoft YaHei"/>
-                <w:b w:val="0"/>
-                <w:color w:val="000000"/>
-                <w:sz w:val="19"/>
+                <w:rFonts w:ascii="Microsoft YaHei" w:hAnsi="Microsoft YaHei" w:eastAsia="Microsoft YaHei"/>
+                <w:sz w:val="16"/>
               </w:rPr>
-              <w:t>展示不同催化剂在共同实际观测时间下的性能对比，并结合实验条件可比性决定是否输出领先判断。</w:t>
+              <w:t>共同观测时间性能对比</w:t>
             </w:r>
           </w:p>
         </w:tc>
@@ -855,15 +847,15 @@
             <w:tcW w:type="dxa" w:w="3456"/>
             <w:vAlign w:val="center"/>
             <w:tcMar>
-              <w:top w:w="90" w:type="dxa"/>
-              <w:start w:w="110" w:type="dxa"/>
-              <w:bottom w:w="90" w:type="dxa"/>
-              <w:end w:w="110" w:type="dxa"/>
+              <w:top w:w="28" w:type="dxa"/>
+              <w:start w:w="28" w:type="dxa"/>
+              <w:bottom w:w="28" w:type="dxa"/>
+              <w:end w:w="28" w:type="dxa"/>
             </w:tcMar>
           </w:tcPr>
           <w:p>
             <w:pPr>
-              <w:spacing w:before="0" w:after="0" w:line="276" w:lineRule="auto"/>
+              <w:spacing w:before="0" w:after="0" w:line="221" w:lineRule="auto"/>
               <w:jc w:val="center"/>
             </w:pPr>
             <w:r>
@@ -871,7 +863,7 @@
                 <w:rFonts w:ascii="Microsoft YaHei" w:hAnsi="Microsoft YaHei" w:eastAsia="Microsoft YaHei" w:cs="Microsoft YaHei"/>
                 <w:b w:val="0"/>
                 <w:color w:val="000000"/>
-                <w:sz w:val="19"/>
+                <w:sz w:val="16"/>
               </w:rPr>
               <w:t>5</w:t>
             </w:r>
@@ -882,15 +874,15 @@
             <w:tcW w:type="dxa" w:w="3456"/>
             <w:vAlign w:val="center"/>
             <w:tcMar>
-              <w:top w:w="90" w:type="dxa"/>
-              <w:start w:w="110" w:type="dxa"/>
-              <w:bottom w:w="90" w:type="dxa"/>
-              <w:end w:w="110" w:type="dxa"/>
+              <w:top w:w="28" w:type="dxa"/>
+              <w:start w:w="28" w:type="dxa"/>
+              <w:bottom w:w="28" w:type="dxa"/>
+              <w:end w:w="28" w:type="dxa"/>
             </w:tcMar>
           </w:tcPr>
           <w:p>
             <w:pPr>
-              <w:spacing w:before="0" w:after="0" w:line="276" w:lineRule="auto"/>
+              <w:spacing w:before="0" w:after="0" w:line="221" w:lineRule="auto"/>
               <w:jc w:val="center"/>
             </w:pPr>
             <w:r>
@@ -898,7 +890,7 @@
                 <w:rFonts w:ascii="Microsoft YaHei" w:hAnsi="Microsoft YaHei" w:eastAsia="Microsoft YaHei" w:cs="Microsoft YaHei"/>
                 <w:b w:val="0"/>
                 <w:color w:val="000000"/>
-                <w:sz w:val="19"/>
+                <w:sz w:val="16"/>
               </w:rPr>
               <w:t>分析 - 实验建议</w:t>
             </w:r>
@@ -909,24 +901,22 @@
             <w:tcW w:type="dxa" w:w="3456"/>
             <w:vAlign w:val="center"/>
             <w:tcMar>
-              <w:top w:w="90" w:type="dxa"/>
-              <w:start w:w="110" w:type="dxa"/>
-              <w:bottom w:w="90" w:type="dxa"/>
-              <w:end w:w="110" w:type="dxa"/>
+              <w:top w:w="28" w:type="dxa"/>
+              <w:start w:w="28" w:type="dxa"/>
+              <w:bottom w:w="28" w:type="dxa"/>
+              <w:end w:w="28" w:type="dxa"/>
             </w:tcMar>
           </w:tcPr>
           <w:p>
             <w:pPr>
-              <w:spacing w:before="0" w:after="0" w:line="276" w:lineRule="auto"/>
+              <w:spacing w:before="0" w:after="0" w:line="221" w:lineRule="auto"/>
             </w:pPr>
             <w:r>
               <w:rPr>
-                <w:rFonts w:ascii="Microsoft YaHei" w:hAnsi="Microsoft YaHei" w:eastAsia="Microsoft YaHei" w:cs="Microsoft YaHei"/>
-                <w:b w:val="0"/>
-                <w:color w:val="000000"/>
-                <w:sz w:val="19"/>
+                <w:rFonts w:ascii="Microsoft YaHei" w:hAnsi="Microsoft YaHei" w:eastAsia="Microsoft YaHei"/>
+                <w:sz w:val="16"/>
               </w:rPr>
-              <w:t>展示后续实验建议、排期约束、可执行性、原因、下一步动作和建议依据。</w:t>
+              <w:t>实验建议、可执行性与依据</w:t>
             </w:r>
           </w:p>
         </w:tc>
@@ -937,15 +927,15 @@
             <w:tcW w:type="dxa" w:w="3456"/>
             <w:vAlign w:val="center"/>
             <w:tcMar>
-              <w:top w:w="90" w:type="dxa"/>
-              <w:start w:w="110" w:type="dxa"/>
-              <w:bottom w:w="90" w:type="dxa"/>
-              <w:end w:w="110" w:type="dxa"/>
+              <w:top w:w="28" w:type="dxa"/>
+              <w:start w:w="28" w:type="dxa"/>
+              <w:bottom w:w="28" w:type="dxa"/>
+              <w:end w:w="28" w:type="dxa"/>
             </w:tcMar>
           </w:tcPr>
           <w:p>
             <w:pPr>
-              <w:spacing w:before="0" w:after="0" w:line="276" w:lineRule="auto"/>
+              <w:spacing w:before="0" w:after="0" w:line="221" w:lineRule="auto"/>
               <w:jc w:val="center"/>
             </w:pPr>
             <w:r>
@@ -953,7 +943,7 @@
                 <w:rFonts w:ascii="Microsoft YaHei" w:hAnsi="Microsoft YaHei" w:eastAsia="Microsoft YaHei" w:cs="Microsoft YaHei"/>
                 <w:b w:val="0"/>
                 <w:color w:val="000000"/>
-                <w:sz w:val="19"/>
+                <w:sz w:val="16"/>
               </w:rPr>
               <w:t>6</w:t>
             </w:r>
@@ -964,15 +954,15 @@
             <w:tcW w:type="dxa" w:w="3456"/>
             <w:vAlign w:val="center"/>
             <w:tcMar>
-              <w:top w:w="90" w:type="dxa"/>
-              <w:start w:w="110" w:type="dxa"/>
-              <w:bottom w:w="90" w:type="dxa"/>
-              <w:end w:w="110" w:type="dxa"/>
+              <w:top w:w="28" w:type="dxa"/>
+              <w:start w:w="28" w:type="dxa"/>
+              <w:bottom w:w="28" w:type="dxa"/>
+              <w:end w:w="28" w:type="dxa"/>
             </w:tcMar>
           </w:tcPr>
           <w:p>
             <w:pPr>
-              <w:spacing w:before="0" w:after="0" w:line="276" w:lineRule="auto"/>
+              <w:spacing w:before="0" w:after="0" w:line="221" w:lineRule="auto"/>
               <w:jc w:val="center"/>
             </w:pPr>
             <w:r>
@@ -980,7 +970,7 @@
                 <w:rFonts w:ascii="Microsoft YaHei" w:hAnsi="Microsoft YaHei" w:eastAsia="Microsoft YaHei" w:cs="Microsoft YaHei"/>
                 <w:b w:val="0"/>
                 <w:color w:val="000000"/>
-                <w:sz w:val="19"/>
+                <w:sz w:val="16"/>
               </w:rPr>
               <w:t>分析 - 公开参考库</w:t>
             </w:r>
@@ -991,24 +981,22 @@
             <w:tcW w:type="dxa" w:w="3456"/>
             <w:vAlign w:val="center"/>
             <w:tcMar>
-              <w:top w:w="90" w:type="dxa"/>
-              <w:start w:w="110" w:type="dxa"/>
-              <w:bottom w:w="90" w:type="dxa"/>
-              <w:end w:w="110" w:type="dxa"/>
+              <w:top w:w="28" w:type="dxa"/>
+              <w:start w:w="28" w:type="dxa"/>
+              <w:bottom w:w="28" w:type="dxa"/>
+              <w:end w:w="28" w:type="dxa"/>
             </w:tcMar>
           </w:tcPr>
           <w:p>
             <w:pPr>
-              <w:spacing w:before="0" w:after="0" w:line="276" w:lineRule="auto"/>
+              <w:spacing w:before="0" w:after="0" w:line="221" w:lineRule="auto"/>
             </w:pPr>
             <w:r>
               <w:rPr>
-                <w:rFonts w:ascii="Microsoft YaHei" w:hAnsi="Microsoft YaHei" w:eastAsia="Microsoft YaHei" w:cs="Microsoft YaHei"/>
-                <w:b w:val="0"/>
-                <w:color w:val="000000"/>
-                <w:sz w:val="19"/>
+                <w:rFonts w:ascii="Microsoft YaHei" w:hAnsi="Microsoft YaHei" w:eastAsia="Microsoft YaHei"/>
+                <w:sz w:val="16"/>
               </w:rPr>
-              <w:t>展示内置公开事实与论文实验窗口，并用于核对实验条件和建议量级。</w:t>
+              <w:t>公开事实与论文实验窗口</w:t>
             </w:r>
           </w:p>
         </w:tc>
@@ -1019,15 +1007,15 @@
             <w:tcW w:type="dxa" w:w="3456"/>
             <w:vAlign w:val="center"/>
             <w:tcMar>
-              <w:top w:w="90" w:type="dxa"/>
-              <w:start w:w="110" w:type="dxa"/>
-              <w:bottom w:w="90" w:type="dxa"/>
-              <w:end w:w="110" w:type="dxa"/>
+              <w:top w:w="28" w:type="dxa"/>
+              <w:start w:w="28" w:type="dxa"/>
+              <w:bottom w:w="28" w:type="dxa"/>
+              <w:end w:w="28" w:type="dxa"/>
             </w:tcMar>
           </w:tcPr>
           <w:p>
             <w:pPr>
-              <w:spacing w:before="0" w:after="0" w:line="276" w:lineRule="auto"/>
+              <w:spacing w:before="0" w:after="0" w:line="221" w:lineRule="auto"/>
               <w:jc w:val="center"/>
             </w:pPr>
             <w:r>
@@ -1035,7 +1023,7 @@
                 <w:rFonts w:ascii="Microsoft YaHei" w:hAnsi="Microsoft YaHei" w:eastAsia="Microsoft YaHei" w:cs="Microsoft YaHei"/>
                 <w:b w:val="0"/>
                 <w:color w:val="000000"/>
-                <w:sz w:val="19"/>
+                <w:sz w:val="16"/>
               </w:rPr>
               <w:t>7</w:t>
             </w:r>
@@ -1046,15 +1034,15 @@
             <w:tcW w:type="dxa" w:w="3456"/>
             <w:vAlign w:val="center"/>
             <w:tcMar>
-              <w:top w:w="90" w:type="dxa"/>
-              <w:start w:w="110" w:type="dxa"/>
-              <w:bottom w:w="90" w:type="dxa"/>
-              <w:end w:w="110" w:type="dxa"/>
+              <w:top w:w="28" w:type="dxa"/>
+              <w:start w:w="28" w:type="dxa"/>
+              <w:bottom w:w="28" w:type="dxa"/>
+              <w:end w:w="28" w:type="dxa"/>
             </w:tcMar>
           </w:tcPr>
           <w:p>
             <w:pPr>
-              <w:spacing w:before="0" w:after="0" w:line="276" w:lineRule="auto"/>
+              <w:spacing w:before="0" w:after="0" w:line="221" w:lineRule="auto"/>
               <w:jc w:val="center"/>
             </w:pPr>
             <w:r>
@@ -1062,7 +1050,7 @@
                 <w:rFonts w:ascii="Microsoft YaHei" w:hAnsi="Microsoft YaHei" w:eastAsia="Microsoft YaHei" w:cs="Microsoft YaHei"/>
                 <w:b w:val="0"/>
                 <w:color w:val="000000"/>
-                <w:sz w:val="19"/>
+                <w:sz w:val="16"/>
               </w:rPr>
               <w:t>资料 - 关联与确认</w:t>
             </w:r>
@@ -1073,24 +1061,22 @@
             <w:tcW w:type="dxa" w:w="3456"/>
             <w:vAlign w:val="center"/>
             <w:tcMar>
-              <w:top w:w="90" w:type="dxa"/>
-              <w:start w:w="110" w:type="dxa"/>
-              <w:bottom w:w="90" w:type="dxa"/>
-              <w:end w:w="110" w:type="dxa"/>
+              <w:top w:w="28" w:type="dxa"/>
+              <w:start w:w="28" w:type="dxa"/>
+              <w:bottom w:w="28" w:type="dxa"/>
+              <w:end w:w="28" w:type="dxa"/>
             </w:tcMar>
           </w:tcPr>
           <w:p>
             <w:pPr>
-              <w:spacing w:before="0" w:after="0" w:line="276" w:lineRule="auto"/>
+              <w:spacing w:before="0" w:after="0" w:line="221" w:lineRule="auto"/>
             </w:pPr>
             <w:r>
               <w:rPr>
-                <w:rFonts w:ascii="Microsoft YaHei" w:hAnsi="Microsoft YaHei" w:eastAsia="Microsoft YaHei" w:cs="Microsoft YaHei"/>
-                <w:b w:val="0"/>
-                <w:color w:val="000000"/>
-                <w:sz w:val="19"/>
+                <w:rFonts w:ascii="Microsoft YaHei" w:hAnsi="Microsoft YaHei" w:eastAsia="Microsoft YaHei"/>
+                <w:sz w:val="16"/>
               </w:rPr>
-              <w:t>展示资料来源、识别内容、催化剂与时间关联、人工确认状态及可追溯信息。</w:t>
+              <w:t>资料关联、确认与追溯</w:t>
             </w:r>
           </w:p>
         </w:tc>
@@ -1101,15 +1087,15 @@
             <w:tcW w:type="dxa" w:w="3456"/>
             <w:vAlign w:val="center"/>
             <w:tcMar>
-              <w:top w:w="90" w:type="dxa"/>
-              <w:start w:w="110" w:type="dxa"/>
-              <w:bottom w:w="90" w:type="dxa"/>
-              <w:end w:w="110" w:type="dxa"/>
+              <w:top w:w="28" w:type="dxa"/>
+              <w:start w:w="28" w:type="dxa"/>
+              <w:bottom w:w="28" w:type="dxa"/>
+              <w:end w:w="28" w:type="dxa"/>
             </w:tcMar>
           </w:tcPr>
           <w:p>
             <w:pPr>
-              <w:spacing w:before="0" w:after="0" w:line="276" w:lineRule="auto"/>
+              <w:spacing w:before="0" w:after="0" w:line="221" w:lineRule="auto"/>
               <w:jc w:val="center"/>
             </w:pPr>
             <w:r>
@@ -1117,7 +1103,7 @@
                 <w:rFonts w:ascii="Microsoft YaHei" w:hAnsi="Microsoft YaHei" w:eastAsia="Microsoft YaHei" w:cs="Microsoft YaHei"/>
                 <w:b w:val="0"/>
                 <w:color w:val="000000"/>
-                <w:sz w:val="19"/>
+                <w:sz w:val="16"/>
               </w:rPr>
               <w:t>8</w:t>
             </w:r>
@@ -1128,15 +1114,15 @@
             <w:tcW w:type="dxa" w:w="3456"/>
             <w:vAlign w:val="center"/>
             <w:tcMar>
-              <w:top w:w="90" w:type="dxa"/>
-              <w:start w:w="110" w:type="dxa"/>
-              <w:bottom w:w="90" w:type="dxa"/>
-              <w:end w:w="110" w:type="dxa"/>
+              <w:top w:w="28" w:type="dxa"/>
+              <w:start w:w="28" w:type="dxa"/>
+              <w:bottom w:w="28" w:type="dxa"/>
+              <w:end w:w="28" w:type="dxa"/>
             </w:tcMar>
           </w:tcPr>
           <w:p>
             <w:pPr>
-              <w:spacing w:before="0" w:after="0" w:line="276" w:lineRule="auto"/>
+              <w:spacing w:before="0" w:after="0" w:line="221" w:lineRule="auto"/>
               <w:jc w:val="center"/>
             </w:pPr>
             <w:r>
@@ -1144,7 +1130,7 @@
                 <w:rFonts w:ascii="Microsoft YaHei" w:hAnsi="Microsoft YaHei" w:eastAsia="Microsoft YaHei" w:cs="Microsoft YaHei"/>
                 <w:b w:val="0"/>
                 <w:color w:val="000000"/>
-                <w:sz w:val="19"/>
+                <w:sz w:val="16"/>
               </w:rPr>
               <w:t>AI 助手 - 资料准备</w:t>
             </w:r>
@@ -1155,24 +1141,22 @@
             <w:tcW w:type="dxa" w:w="3456"/>
             <w:vAlign w:val="center"/>
             <w:tcMar>
-              <w:top w:w="90" w:type="dxa"/>
-              <w:start w:w="110" w:type="dxa"/>
-              <w:bottom w:w="90" w:type="dxa"/>
-              <w:end w:w="110" w:type="dxa"/>
+              <w:top w:w="28" w:type="dxa"/>
+              <w:start w:w="28" w:type="dxa"/>
+              <w:bottom w:w="28" w:type="dxa"/>
+              <w:end w:w="28" w:type="dxa"/>
             </w:tcMar>
           </w:tcPr>
           <w:p>
             <w:pPr>
-              <w:spacing w:before="0" w:after="0" w:line="276" w:lineRule="auto"/>
+              <w:spacing w:before="0" w:after="0" w:line="221" w:lineRule="auto"/>
             </w:pPr>
             <w:r>
               <w:rPr>
-                <w:rFonts w:ascii="Microsoft YaHei" w:hAnsi="Microsoft YaHei" w:eastAsia="Microsoft YaHei" w:cs="Microsoft YaHei"/>
-                <w:b w:val="0"/>
-                <w:color w:val="000000"/>
-                <w:sz w:val="19"/>
+                <w:rFonts w:ascii="Microsoft YaHei" w:hAnsi="Microsoft YaHei" w:eastAsia="Microsoft YaHei"/>
+                <w:sz w:val="16"/>
               </w:rPr>
-              <w:t>展示 AI 可用资料边界、已确认资料状态以及受控分析流程；未确认资料不会自动进入 AI 上下文。</w:t>
+              <w:t>AI 可用资料与使用边界</w:t>
             </w:r>
           </w:p>
         </w:tc>
@@ -1183,15 +1167,15 @@
             <w:tcW w:type="dxa" w:w="3456"/>
             <w:vAlign w:val="center"/>
             <w:tcMar>
-              <w:top w:w="90" w:type="dxa"/>
-              <w:start w:w="110" w:type="dxa"/>
-              <w:bottom w:w="90" w:type="dxa"/>
-              <w:end w:w="110" w:type="dxa"/>
+              <w:top w:w="28" w:type="dxa"/>
+              <w:start w:w="28" w:type="dxa"/>
+              <w:bottom w:w="28" w:type="dxa"/>
+              <w:end w:w="28" w:type="dxa"/>
             </w:tcMar>
           </w:tcPr>
           <w:p>
             <w:pPr>
-              <w:spacing w:before="0" w:after="0" w:line="276" w:lineRule="auto"/>
+              <w:spacing w:before="0" w:after="0" w:line="221" w:lineRule="auto"/>
               <w:jc w:val="center"/>
             </w:pPr>
             <w:r>
@@ -1199,7 +1183,7 @@
                 <w:rFonts w:ascii="Microsoft YaHei" w:hAnsi="Microsoft YaHei" w:eastAsia="Microsoft YaHei" w:cs="Microsoft YaHei"/>
                 <w:b w:val="0"/>
                 <w:color w:val="000000"/>
-                <w:sz w:val="19"/>
+                <w:sz w:val="16"/>
               </w:rPr>
               <w:t>9</w:t>
             </w:r>
@@ -1210,15 +1194,15 @@
             <w:tcW w:type="dxa" w:w="3456"/>
             <w:vAlign w:val="center"/>
             <w:tcMar>
-              <w:top w:w="90" w:type="dxa"/>
-              <w:start w:w="110" w:type="dxa"/>
-              <w:bottom w:w="90" w:type="dxa"/>
-              <w:end w:w="110" w:type="dxa"/>
+              <w:top w:w="28" w:type="dxa"/>
+              <w:start w:w="28" w:type="dxa"/>
+              <w:bottom w:w="28" w:type="dxa"/>
+              <w:end w:w="28" w:type="dxa"/>
             </w:tcMar>
           </w:tcPr>
           <w:p>
             <w:pPr>
-              <w:spacing w:before="0" w:after="0" w:line="276" w:lineRule="auto"/>
+              <w:spacing w:before="0" w:after="0" w:line="221" w:lineRule="auto"/>
               <w:jc w:val="center"/>
             </w:pPr>
             <w:r>
@@ -1226,7 +1210,7 @@
                 <w:rFonts w:ascii="Microsoft YaHei" w:hAnsi="Microsoft YaHei" w:eastAsia="Microsoft YaHei" w:cs="Microsoft YaHei"/>
                 <w:b w:val="0"/>
                 <w:color w:val="000000"/>
-                <w:sz w:val="19"/>
+                <w:sz w:val="16"/>
               </w:rPr>
               <w:t>项目 - 本地管理</w:t>
             </w:r>
@@ -1237,24 +1221,22 @@
             <w:tcW w:type="dxa" w:w="3456"/>
             <w:vAlign w:val="center"/>
             <w:tcMar>
-              <w:top w:w="90" w:type="dxa"/>
-              <w:start w:w="110" w:type="dxa"/>
-              <w:bottom w:w="90" w:type="dxa"/>
-              <w:end w:w="110" w:type="dxa"/>
+              <w:top w:w="28" w:type="dxa"/>
+              <w:start w:w="28" w:type="dxa"/>
+              <w:bottom w:w="28" w:type="dxa"/>
+              <w:end w:w="28" w:type="dxa"/>
             </w:tcMar>
           </w:tcPr>
           <w:p>
             <w:pPr>
-              <w:spacing w:before="0" w:after="0" w:line="276" w:lineRule="auto"/>
+              <w:spacing w:before="0" w:after="0" w:line="221" w:lineRule="auto"/>
             </w:pPr>
             <w:r>
               <w:rPr>
-                <w:rFonts w:ascii="Microsoft YaHei" w:hAnsi="Microsoft YaHei" w:eastAsia="Microsoft YaHei" w:cs="Microsoft YaHei"/>
-                <w:b w:val="0"/>
-                <w:color w:val="000000"/>
-                <w:sz w:val="19"/>
+                <w:rFonts w:ascii="Microsoft YaHei" w:hAnsi="Microsoft YaHei" w:eastAsia="Microsoft YaHei"/>
+                <w:sz w:val="16"/>
               </w:rPr>
-              <w:t>展示 .clrproj 本地项目的新建、打开、保存、另存为以及项目状态管理。</w:t>
+              <w:t>.clrproj 项目管理</w:t>
             </w:r>
           </w:p>
         </w:tc>
@@ -1265,15 +1247,15 @@
             <w:tcW w:type="dxa" w:w="3456"/>
             <w:vAlign w:val="center"/>
             <w:tcMar>
-              <w:top w:w="90" w:type="dxa"/>
-              <w:start w:w="110" w:type="dxa"/>
-              <w:bottom w:w="90" w:type="dxa"/>
-              <w:end w:w="110" w:type="dxa"/>
+              <w:top w:w="28" w:type="dxa"/>
+              <w:start w:w="28" w:type="dxa"/>
+              <w:bottom w:w="28" w:type="dxa"/>
+              <w:end w:w="28" w:type="dxa"/>
             </w:tcMar>
           </w:tcPr>
           <w:p>
             <w:pPr>
-              <w:spacing w:before="0" w:after="0" w:line="276" w:lineRule="auto"/>
+              <w:spacing w:before="0" w:after="0" w:line="221" w:lineRule="auto"/>
               <w:jc w:val="center"/>
             </w:pPr>
             <w:r>
@@ -1281,7 +1263,7 @@
                 <w:rFonts w:ascii="Microsoft YaHei" w:hAnsi="Microsoft YaHei" w:eastAsia="Microsoft YaHei" w:cs="Microsoft YaHei"/>
                 <w:b w:val="0"/>
                 <w:color w:val="000000"/>
-                <w:sz w:val="19"/>
+                <w:sz w:val="16"/>
               </w:rPr>
               <w:t>10</w:t>
             </w:r>
@@ -1292,15 +1274,15 @@
             <w:tcW w:type="dxa" w:w="3456"/>
             <w:vAlign w:val="center"/>
             <w:tcMar>
-              <w:top w:w="90" w:type="dxa"/>
-              <w:start w:w="110" w:type="dxa"/>
-              <w:bottom w:w="90" w:type="dxa"/>
-              <w:end w:w="110" w:type="dxa"/>
+              <w:top w:w="28" w:type="dxa"/>
+              <w:start w:w="28" w:type="dxa"/>
+              <w:bottom w:w="28" w:type="dxa"/>
+              <w:end w:w="28" w:type="dxa"/>
             </w:tcMar>
           </w:tcPr>
           <w:p>
             <w:pPr>
-              <w:spacing w:before="0" w:after="0" w:line="276" w:lineRule="auto"/>
+              <w:spacing w:before="0" w:after="0" w:line="221" w:lineRule="auto"/>
               <w:jc w:val="center"/>
             </w:pPr>
             <w:r>
@@ -1308,7 +1290,7 @@
                 <w:rFonts w:ascii="Microsoft YaHei" w:hAnsi="Microsoft YaHei" w:eastAsia="Microsoft YaHei" w:cs="Microsoft YaHei"/>
                 <w:b w:val="0"/>
                 <w:color w:val="000000"/>
-                <w:sz w:val="19"/>
+                <w:sz w:val="16"/>
               </w:rPr>
               <w:t>设置 - 软件信息</w:t>
             </w:r>
@@ -1319,24 +1301,22 @@
             <w:tcW w:type="dxa" w:w="3456"/>
             <w:vAlign w:val="center"/>
             <w:tcMar>
-              <w:top w:w="90" w:type="dxa"/>
-              <w:start w:w="110" w:type="dxa"/>
-              <w:bottom w:w="90" w:type="dxa"/>
-              <w:end w:w="110" w:type="dxa"/>
+              <w:top w:w="28" w:type="dxa"/>
+              <w:start w:w="28" w:type="dxa"/>
+              <w:bottom w:w="28" w:type="dxa"/>
+              <w:end w:w="28" w:type="dxa"/>
             </w:tcMar>
           </w:tcPr>
           <w:p>
             <w:pPr>
-              <w:spacing w:before="0" w:after="0" w:line="276" w:lineRule="auto"/>
+              <w:spacing w:before="0" w:after="0" w:line="221" w:lineRule="auto"/>
             </w:pPr>
             <w:r>
               <w:rPr>
-                <w:rFonts w:ascii="Microsoft YaHei" w:hAnsi="Microsoft YaHei" w:eastAsia="Microsoft YaHei" w:cs="Microsoft YaHei"/>
-                <w:b w:val="0"/>
-                <w:color w:val="000000"/>
-                <w:sz w:val="19"/>
+                <w:rFonts w:ascii="Microsoft YaHei" w:hAnsi="Microsoft YaHei" w:eastAsia="Microsoft YaHei"/>
+                <w:sz w:val="16"/>
               </w:rPr>
-              <w:t>展示软件名称、版本、运行平台、技术架构、输入格式、项目存储和核心功能等固定信息。</w:t>
+              <w:t>版本、平台、格式与功能信息</w:t>
             </w:r>
           </w:p>
         </w:tc>
@@ -1347,15 +1327,15 @@
             <w:tcW w:type="dxa" w:w="3456"/>
             <w:vAlign w:val="center"/>
             <w:tcMar>
-              <w:top w:w="90" w:type="dxa"/>
-              <w:start w:w="110" w:type="dxa"/>
-              <w:bottom w:w="90" w:type="dxa"/>
-              <w:end w:w="110" w:type="dxa"/>
+              <w:top w:w="28" w:type="dxa"/>
+              <w:start w:w="28" w:type="dxa"/>
+              <w:bottom w:w="28" w:type="dxa"/>
+              <w:end w:w="28" w:type="dxa"/>
             </w:tcMar>
           </w:tcPr>
           <w:p>
             <w:pPr>
-              <w:spacing w:before="0" w:after="0" w:line="276" w:lineRule="auto"/>
+              <w:spacing w:before="0" w:after="0" w:line="221" w:lineRule="auto"/>
               <w:jc w:val="center"/>
             </w:pPr>
             <w:r>
@@ -1363,7 +1343,7 @@
                 <w:rFonts w:ascii="Microsoft YaHei" w:hAnsi="Microsoft YaHei" w:eastAsia="Microsoft YaHei" w:cs="Microsoft YaHei"/>
                 <w:b w:val="0"/>
                 <w:color w:val="000000"/>
-                <w:sz w:val="19"/>
+                <w:sz w:val="16"/>
               </w:rPr>
               <w:t>11</w:t>
             </w:r>
@@ -1374,15 +1354,15 @@
             <w:tcW w:type="dxa" w:w="3456"/>
             <w:vAlign w:val="center"/>
             <w:tcMar>
-              <w:top w:w="90" w:type="dxa"/>
-              <w:start w:w="110" w:type="dxa"/>
-              <w:bottom w:w="90" w:type="dxa"/>
-              <w:end w:w="110" w:type="dxa"/>
+              <w:top w:w="28" w:type="dxa"/>
+              <w:start w:w="28" w:type="dxa"/>
+              <w:bottom w:w="28" w:type="dxa"/>
+              <w:end w:w="28" w:type="dxa"/>
             </w:tcMar>
           </w:tcPr>
           <w:p>
             <w:pPr>
-              <w:spacing w:before="0" w:after="0" w:line="276" w:lineRule="auto"/>
+              <w:spacing w:before="0" w:after="0" w:line="221" w:lineRule="auto"/>
               <w:jc w:val="center"/>
             </w:pPr>
             <w:r>
@@ -1390,7 +1370,7 @@
                 <w:rFonts w:ascii="Microsoft YaHei" w:hAnsi="Microsoft YaHei" w:eastAsia="Microsoft YaHei" w:cs="Microsoft YaHei"/>
                 <w:b w:val="0"/>
                 <w:color w:val="000000"/>
-                <w:sz w:val="19"/>
+                <w:sz w:val="16"/>
               </w:rPr>
               <w:t>分析 - 条件差异阻止比较</w:t>
             </w:r>
@@ -1401,24 +1381,22 @@
             <w:tcW w:type="dxa" w:w="3456"/>
             <w:vAlign w:val="center"/>
             <w:tcMar>
-              <w:top w:w="90" w:type="dxa"/>
-              <w:start w:w="110" w:type="dxa"/>
-              <w:bottom w:w="90" w:type="dxa"/>
-              <w:end w:w="110" w:type="dxa"/>
+              <w:top w:w="28" w:type="dxa"/>
+              <w:start w:w="28" w:type="dxa"/>
+              <w:bottom w:w="28" w:type="dxa"/>
+              <w:end w:w="28" w:type="dxa"/>
             </w:tcMar>
           </w:tcPr>
           <w:p>
             <w:pPr>
-              <w:spacing w:before="0" w:after="0" w:line="276" w:lineRule="auto"/>
+              <w:spacing w:before="0" w:after="0" w:line="221" w:lineRule="auto"/>
             </w:pPr>
             <w:r>
               <w:rPr>
-                <w:rFonts w:ascii="Microsoft YaHei" w:hAnsi="Microsoft YaHei" w:eastAsia="Microsoft YaHei" w:cs="Microsoft YaHei"/>
-                <w:b w:val="0"/>
-                <w:color w:val="000000"/>
-                <w:sz w:val="19"/>
+                <w:rFonts w:ascii="Microsoft YaHei" w:hAnsi="Microsoft YaHei" w:eastAsia="Microsoft YaHei"/>
+                <w:sz w:val="16"/>
               </w:rPr>
-              <w:t>展示实验条件明确不一致时停止直接排名的保护逻辑，避免跨条件误比较。</w:t>
+              <w:t>条件不一致时阻止直接排名</w:t>
             </w:r>
           </w:p>
         </w:tc>
